--- a/samples/数字集成电路设计/课程资料/第1章 CMOS反相器/虚拟实验/实验报告模板/实验1.2 实验报告模板.docx
+++ b/samples/数字集成电路设计/课程资料/第1章 CMOS反相器/虚拟实验/实验报告模板/实验1.2 实验报告模板.docx
@@ -855,7 +855,7 @@
                 <w:b/>
                 <w:sz w:val="19"/>
               </w:rPr>
-              <w:t>VM  V（测）</w:t>
+              <w:t>VM  V（曲线）</w:t>
             </w:r>
           </w:p>
         </w:tc>
@@ -1432,7 +1432,7 @@
         <w:rPr>
           <w:rFonts w:ascii="Times New Roman" w:hAnsi="Times New Roman" w:eastAsia="宋体"/>
         </w:rPr>
-        <w:t>编码器信号经 2 m 电缆进入芯片，叠加约 ±0.3 V 干扰。(1) Wp/Wn = 1 时 NML、NMH 各多少（参考：0.55、0.82 V）？(2) Wp/Wn = 2.25 时呢（参考：均约 0.67 V）？(3) 要求容限不小于干扰的 2 倍，应怎样选尺寸？干扰更大时电路上还能怎么办（如施密特触发器、差分信号）？</w:t>
+        <w:t>编码器信号经 2 m 电缆进入芯片，叠加约 ±0.3 V 干扰。(1) Wp/Wn = 1 时 NML、NMH 各多少（参考：0.55、0.82 V）？(2) Wp/Wn = 2.25 时呢（参考：均约 0.675 V）？(3) 要求容限不小于干扰的 2 倍，应怎样选尺寸？干扰更大时电路上还能怎么办（如施密特触发器、差分信号）？</w:t>
       </w:r>
     </w:p>
     <w:p>
@@ -1446,7 +1446,7 @@
           <w:color w:val="5B6B75"/>
           <w:sz w:val="19"/>
         </w:rPr>
-        <w:t>The encoder signal travels 2 m of cable with about ±0.3 V of noise. (1) With Wp/Wn = 1, what are NML and NMH (reference: 0.55 and 0.82 V)? (2) With Wp/Wn = 2.25 (reference: both about 0.67 V)? (3) If the margins must be at least twice the noise, how would you size it, and what if the noise were larger (Schmitt trigger, differential signalling)?</w:t>
+        <w:t>The encoder signal travels 2 m of cable with about ±0.3 V of noise. (1) With Wp/Wn = 1, what are NML and NMH (reference: 0.55 and 0.82 V)? (2) With Wp/Wn = 2.25 (reference: both about 0.675 V)? (3) If the margins must be at least twice the noise, how would you size it, and what if the noise were larger (Schmitt trigger, differential signalling)?</w:t>
       </w:r>
     </w:p>
     <w:p>
@@ -1863,6 +1863,19 @@
           <w:rFonts w:ascii="Times New Roman" w:hAnsi="Times New Roman" w:eastAsia="宋体"/>
         </w:rPr>
         <w:t>如使用了 AI，请写明用在哪里：</w:t>
+      </w:r>
+    </w:p>
+    <w:p>
+      <w:pPr>
+        <w:spacing w:after="120"/>
+      </w:pPr>
+      <w:r>
+        <w:rPr>
+          <w:rFonts w:ascii="Times New Roman" w:hAnsi="Times New Roman" w:eastAsia="宋体"/>
+          <w:color w:val="5B6B75"/>
+          <w:sz w:val="19"/>
+        </w:rPr>
+        <w:t>If you used AI, say where and how:</w:t>
       </w:r>
     </w:p>
     <w:p>

--- a/samples/数字集成电路设计/课程资料/第1章 CMOS反相器/虚拟实验/实验报告模板/实验1.2 实验报告模板.docx
+++ b/samples/数字集成电路设计/课程资料/第1章 CMOS反相器/虚拟实验/实验报告模板/实验1.2 实验报告模板.docx
@@ -1114,7 +1114,7 @@
                 <w:rFonts w:ascii="Times New Roman" w:hAnsi="Times New Roman" w:eastAsia="宋体"/>
                 <w:sz w:val="19"/>
               </w:rPr>
-              <w:t>2.25</w:t>
+              <w:t>2.30</w:t>
             </w:r>
           </w:p>
         </w:tc>
@@ -1432,7 +1432,7 @@
         <w:rPr>
           <w:rFonts w:ascii="Times New Roman" w:hAnsi="Times New Roman" w:eastAsia="宋体"/>
         </w:rPr>
-        <w:t>编码器信号经 2 m 电缆进入芯片，叠加约 ±0.3 V 干扰。(1) Wp/Wn = 1 时 NML、NMH 各多少（参考：0.55、0.82 V）？(2) Wp/Wn = 2.25 时呢（参考：均约 0.675 V）？(3) 要求容限不小于干扰的 2 倍，应怎样选尺寸？干扰更大时电路上还能怎么办（如施密特触发器、差分信号）？</w:t>
+        <w:t>编码器信号经 2 m 电缆进入芯片，叠加约 ±0.3 V 干扰。(1) Wp/Wn = 1 时 NML、NMH 各多少（参考：0.63、0.84 V）？(2) Wp/Wn = 2.31 时呢（参考：均约 0.725 V）？(3) 要求容限不小于干扰的 2 倍，应怎样选尺寸？干扰更大时电路上还能怎么办（如施密特触发器、差分信号）？</w:t>
       </w:r>
     </w:p>
     <w:p>
@@ -1446,7 +1446,7 @@
           <w:color w:val="5B6B75"/>
           <w:sz w:val="19"/>
         </w:rPr>
-        <w:t>The encoder signal travels 2 m of cable with about ±0.3 V of noise. (1) With Wp/Wn = 1, what are NML and NMH (reference: 0.55 and 0.82 V)? (2) With Wp/Wn = 2.25 (reference: both about 0.675 V)? (3) If the margins must be at least twice the noise, how would you size it, and what if the noise were larger (Schmitt trigger, differential signalling)?</w:t>
+        <w:t>The encoder signal travels 2 m of cable with about ±0.3 V of noise. (1) With Wp/Wn = 1, what are NML and NMH (reference: 0.63 and 0.84 V)? (2) With Wp/Wn = 2.31 (reference: both about 0.725 V)? (3) If the margins must be at least twice the noise, how would you size it, and what if the noise were larger (Schmitt trigger, differential signalling)?</w:t>
       </w:r>
     </w:p>
     <w:p>

--- a/samples/数字集成电路设计/课程资料/第1章 CMOS反相器/虚拟实验/实验报告模板/实验1.2 实验报告模板.docx
+++ b/samples/数字集成电路设计/课程资料/第1章 CMOS反相器/虚拟实验/实验报告模板/实验1.2 实验报告模板.docx
@@ -1114,7 +1114,7 @@
                 <w:rFonts w:ascii="Times New Roman" w:hAnsi="Times New Roman" w:eastAsia="宋体"/>
                 <w:sz w:val="19"/>
               </w:rPr>
-              <w:t>2.30</w:t>
+              <w:t>2.45</w:t>
             </w:r>
           </w:p>
         </w:tc>
@@ -1432,7 +1432,7 @@
         <w:rPr>
           <w:rFonts w:ascii="Times New Roman" w:hAnsi="Times New Roman" w:eastAsia="宋体"/>
         </w:rPr>
-        <w:t>编码器信号经 2 m 电缆进入芯片，叠加约 ±0.3 V 干扰。(1) Wp/Wn = 1 时 NML、NMH 各多少（参考：0.63、0.84 V）？(2) Wp/Wn = 2.31 时呢（参考：均约 0.725 V）？(3) 要求容限不小于干扰的 2 倍，应怎样选尺寸？干扰更大时电路上还能怎么办（如施密特触发器、差分信号）？</w:t>
+        <w:t>编码器信号经 2 m 电缆进入芯片，叠加约 ±0.3 V 干扰。(1) Wp/Wn = 1 时 NML、NMH 各多少（参考：0.62、0.85 V）？(2) Wp/Wn = 2.43 时呢（参考：均约 0.725 V）？(3) 要求容限不小于干扰的 2 倍，应怎样选尺寸？干扰更大时电路上还能怎么办（如施密特触发器、差分信号）？</w:t>
       </w:r>
     </w:p>
     <w:p>
@@ -1446,7 +1446,7 @@
           <w:color w:val="5B6B75"/>
           <w:sz w:val="19"/>
         </w:rPr>
-        <w:t>The encoder signal travels 2 m of cable with about ±0.3 V of noise. (1) With Wp/Wn = 1, what are NML and NMH (reference: 0.63 and 0.84 V)? (2) With Wp/Wn = 2.31 (reference: both about 0.725 V)? (3) If the margins must be at least twice the noise, how would you size it, and what if the noise were larger (Schmitt trigger, differential signalling)?</w:t>
+        <w:t>The encoder signal travels 2 m of cable with about ±0.3 V of noise. (1) With Wp/Wn = 1, what are NML and NMH (reference: 0.62 and 0.85 V)? (2) With Wp/Wn = 2.43 (reference: both about 0.725 V)? (3) If the margins must be at least twice the noise, how would you size it, and what if the noise were larger (Schmitt trigger, differential signalling)?</w:t>
       </w:r>
     </w:p>
     <w:p>
